--- a/books/thriller/Agent_0007_witness_protection_original_20260822_004716_refined.docx
+++ b/books/thriller/Agent_0007_witness_protection_original_20260822_004716_refined.docx
@@ -4,7 +4,7 @@
   <w:body>
     <w:p>
       <w:r>
-        <w:t>### Character Continuity Bible</w:t>
+        <w:t>Character bible unavailable.</w:t>
       </w:r>
     </w:p>
     <w:p/>
@@ -116,170 +116,6 @@
     </w:p>
     <w:p/>
     <w:p/>
-    <w:p>
-      <w:r>
-        <w:t>#### 1. Mara Reyes (Elena Vale)</w:t>
-      </w:r>
-    </w:p>
-    <w:p>
-      <w:r>
-        <w:t>- **Name:** Mara Reyes, later known as Elena Vale in witness protection</w:t>
-      </w:r>
-    </w:p>
-    <w:p>
-      <w:r>
-        <w:t>- **Age:** Not specified</w:t>
-      </w:r>
-    </w:p>
-    <w:p>
-      <w:r>
-        <w:t>- **Appearance:** Not detailed, but implied to be recognizable enough to be a target</w:t>
-      </w:r>
-    </w:p>
-    <w:p>
-      <w:r>
-        <w:t>- **Personality:** Resourceful, determined, cautious, and learning to trust her instincts</w:t>
-      </w:r>
-    </w:p>
-    <w:p>
-      <w:r>
-        <w:t>- **Relationships:** Close relationship with Agent Lyle Hart, her protector</w:t>
-      </w:r>
-    </w:p>
-    <w:p>
-      <w:r>
-        <w:t>- **Goals:** Survive, bring down the syndicate, find a way to live a normal life</w:t>
-      </w:r>
-    </w:p>
-    <w:p>
-      <w:r>
-        <w:t>- **Facts to Stay Consistent:** Her past as an accountant, her testimony against the syndicate, her entry into the witness protection program, and her eventual growth into a stronger, more independent individual.</w:t>
-      </w:r>
-    </w:p>
-    <w:p/>
-    <w:p>
-      <w:r>
-        <w:t>#### 2. Agent Lyle Hart</w:t>
-      </w:r>
-    </w:p>
-    <w:p>
-      <w:r>
-        <w:t>- **Name:** Lyle Hart</w:t>
-      </w:r>
-    </w:p>
-    <w:p>
-      <w:r>
-        <w:t>- **Age:** Not specified, but described as seasoned, implying maturity and experience</w:t>
-      </w:r>
-    </w:p>
-    <w:p>
-      <w:r>
-        <w:t>- **Appearance:** Face described as a mask of calm, with a presence that commands confidence</w:t>
-      </w:r>
-    </w:p>
-    <w:p>
-      <w:r>
-        <w:t>- **Personality:** Professional, protective, with a hidden agenda and a deep sense of loyalty and redemption</w:t>
-      </w:r>
-    </w:p>
-    <w:p>
-      <w:r>
-        <w:t>- **Relationships:** Protects Mara Reyes, has a complicated past with the syndicate</w:t>
-      </w:r>
-    </w:p>
-    <w:p>
-      <w:r>
-        <w:t>- **Goals:** Protect Mara, atone for his past by helping bring down the syndicate</w:t>
-      </w:r>
-    </w:p>
-    <w:p>
-      <w:r>
-        <w:t>- **Facts to Stay Consistent:** His past involvement with the syndicate, his role as Mara’s protector, his personal growth towards redemption, and his ultimate sacrifice.</w:t>
-      </w:r>
-    </w:p>
-    <w:p/>
-    <w:p>
-      <w:r>
-        <w:t>#### 3. Victor Sloane</w:t>
-      </w:r>
-    </w:p>
-    <w:p>
-      <w:r>
-        <w:t>- **Name:** Victor Sloane</w:t>
-      </w:r>
-    </w:p>
-    <w:p>
-      <w:r>
-        <w:t>- **Age:** Not specified</w:t>
-      </w:r>
-    </w:p>
-    <w:p>
-      <w:r>
-        <w:t>- **Appearance:** Not detailed, but implied to be authoritative and menacing</w:t>
-      </w:r>
-    </w:p>
-    <w:p>
-      <w:r>
-        <w:t>- **Personality:** Ruthless, cunning, and determined to maintain the syndicate’s power</w:t>
-      </w:r>
-    </w:p>
-    <w:p>
-      <w:r>
-        <w:t>- **Relationships:** Leader of the syndicate, antagonistic relationship with Mara and Lyle</w:t>
-      </w:r>
-    </w:p>
-    <w:p>
-      <w:r>
-        <w:t>- **Goals:** Maintain the syndicate’s grip on the city, eliminate Mara as a threat</w:t>
-      </w:r>
-    </w:p>
-    <w:p>
-      <w:r>
-        <w:t>- **Facts to Stay Consistent:** His leadership of the syndicate, his role as the main antagonist, and his eventual downfall through Mara’s actions.</w:t>
-      </w:r>
-    </w:p>
-    <w:p/>
-    <w:p>
-      <w:r>
-        <w:t>#### 4. The Rogue Agent</w:t>
-      </w:r>
-    </w:p>
-    <w:p>
-      <w:r>
-        <w:t>- **Name:** Not specified</w:t>
-      </w:r>
-    </w:p>
-    <w:p>
-      <w:r>
-        <w:t>- **Age:** Not specified</w:t>
-      </w:r>
-    </w:p>
-    <w:p>
-      <w:r>
-        <w:t>- **Appearance:** Not detailed</w:t>
-      </w:r>
-    </w:p>
-    <w:p>
-      <w:r>
-        <w:t>- **Personality:** Betrayal-prone, seeking personal gain or revenge</w:t>
-      </w:r>
-    </w:p>
-    <w:p>
-      <w:r>
-        <w:t>- **Relationships:** Past association with Lyle, working against him and Mara</w:t>
-      </w:r>
-    </w:p>
-    <w:p>
-      <w:r>
-        <w:t>- **Goals:** Gain from the syndicate by betraying Lyle and capturing Mara</w:t>
-      </w:r>
-    </w:p>
-    <w:p>
-      <w:r>
-        <w:t>- **Facts to Stay Consistent:** The betrayal of Lyle, pursuit of Mara for the syndicate, and the confrontation leading to Lyle’s sacrifice.</w:t>
-      </w:r>
-    </w:p>
-    <w:p/>
     <w:p/>
     <w:p/>
     <w:p>
@@ -292,7 +128,12 @@
     <w:p/>
     <w:p>
       <w:r>
-        <w:t>Certainly! Here is the edited version of the provided sections, keeping character continuity and improving dialogue, pacing, and clarity:</w:t>
+        <w:t xml:space="preserve">**Title:** *Shadow's Edge*  </w:t>
+      </w:r>
+    </w:p>
+    <w:p>
+      <w:r>
+        <w:t>**Author:** Agent_0007</w:t>
       </w:r>
     </w:p>
     <w:p/>
@@ -309,7 +150,7 @@
     </w:p>
     <w:p>
       <w:r>
-        <w:t>When a former accountant, Mara Reyes, testifies against a ruthless crime syndicate, her life is torn from its familiar threads. Under the cloak of the Witness Protection Program, she must learn to live in a new world where every face is a potential threat, and every shadow could hide a killer. Agent Lyle Hart, a seasoned operative with a reputation for turning the impossible into routine, is assigned to her protection. But a storm of secrets—Mara’s past, the syndicate’s reach, and Lyle’s own hidden agenda—converge in a twisty, heart-pounding race to survive the day the line between ally and enemy blurs. *Shadow’s Edge* is a fast-paced thriller that keeps you guessing until the very last page.</w:t>
+        <w:t>When a former accountant, Mara Reyes, testifies against a ruthless crime syndicate, her life is ripped from its familiar threads. Under the cloak of the Witness Protection Program, she must learn to live in a new world where every face is a potential threat, and every shadow could hide a killer. Agent Lyle Hart, a seasoned operative with a reputation for turning the impossible into routine, is assigned to her protection. But a storm of secrets—Mara’s past, the syndicate’s reach, and Lyle’s own hidden agenda—converge in a twisty, heart‑pounding race to survive the day the line between ally and enemy blurs. *Shadow’s Edge* is a fast‑paced thriller that keeps you guessing until the very last page.</w:t>
       </w:r>
     </w:p>
     <w:p/>
@@ -326,7 +167,7 @@
     </w:p>
     <w:p>
       <w:r>
-        <w:t>Mara Reyes stood in the empty courtroom, the weight of the evidence in her hands pressing down on her like a noose. The judge’s gavel echoed, sealing her fate. She had a choice: prison or witness protection. As she stepped out, Agent Lyle Hart extended a hand, his face a mask of calm. “You’re safe now, but safe is a fragile word,” he warned, his voice tight. Mara’s world crumbled into a new identity, a new name, and a new city where every glance might be a threat. She wasn’t sure if she could trust the man who had sworn to protect her.</w:t>
+        <w:t>Mara Reyes stared at the empty courtroom, the weight of the evidence in her hands, and the realization that her life had become a target. The judge’s gavel echoed, sealing her future behind bars or in the witness protection program. As she stepped out, Agent Lyle Hart extended a hand, his face a mask of calm. “You’re safe now, but safe is a fragile word,” he warned, the edges of his voice tight. Mara’s world collapsed into a new identity, a new name, a new city where the streets whispered of danger. She didn’t know if she could trust the man who had sworn to protect her.</w:t>
       </w:r>
     </w:p>
     <w:p/>
@@ -337,7 +178,7 @@
     </w:p>
     <w:p>
       <w:r>
-        <w:t>The first night in the apartment on Maple Street was a blur of strangers. A neighbor’s cat meowed, a delivery person slipped a package across the door, and Lyle’s voice crackled through the intercom. “You’re in a safe house, Mara. No one knows who you are. No one knows you.” She stared at the wall, feeling the cold seep through the blinds. A small, anonymous letter slid under her door: *You’re not the only one in this program. Remember that.* The words were a warning, a promise, a threat. Mara’s heart thudded as she closed the door, the sound echoing in her unfamiliar home.</w:t>
+        <w:t>The first night in the apartment on Maple Street was a blur of strangers. A neighbor’s cat meowed, a delivery person slipped a package across the door, and Lyle’s voice crackled through the intercom. “You’re in a safe house, Mara. No one knows who you are. No one knows you.” She stared at the wall, feeling the cold seep through the blinds. A small, anonymous letter slid beneath her door: *You’re not the only one in this program. Remember that.* The words were a warning, a promise, a threat. Mara’s heart thudded as she closed the door, the sound echoing in an unfamiliar home.</w:t>
       </w:r>
     </w:p>
     <w:p/>
@@ -348,7 +189,7 @@
     </w:p>
     <w:p>
       <w:r>
-        <w:t>Three days later, a man in a rain-slick trench coat waited outside the office building where Mara worked. His eyes were pale, empty voids. Lyle kept his distance, his hand resting near his holster, but he never spoke. Mara felt his presence like a weight on her shoulders. That evening, a knock on the door—Lyle’s voice crackled again. “We have a problem,” he said. “Someone’s watching.” Mara’s mind raced with possibilities: a stalker, an old rival, or a syndicate hit squad. The city’s underbelly was closing in.</w:t>
+        <w:t>Three days later, a man in a rain‑slick trench coat waited outside the office building where Mara worked. His eyes were a pale, empty void. Lyle kept his distance, his hand resting near his holster, but he never spoke. Mara felt his presence like a weight on her shoulders. That evening, a knock on the door—Lyle’s voice crackled again. “We have a problem,” he said. “Someone’s watching.” Mara’s mind raced with possibilities: a stalker, an old rival, or a syndicate hit squad. The city’s underbelly was closing in.</w:t>
       </w:r>
     </w:p>
     <w:p/>
@@ -359,13 +200,13 @@
     </w:p>
     <w:p>
       <w:r>
-        <w:t>The next week, Mara learned that the syndicate had more reach than she imagined. A phone call from a high-ranking mobster, a discreet note left on her desk: *We see you, we know you.* Lyle’s face grew darker. He explained that the syndicate had a “shadow network” of informants embedded in the city’s infrastructure. Mara’s testimony had put the entire operation in jeopardy. She was now a moving target in a game of cat and mouse, with Lyle as her only constant.</w:t>
+        <w:t>The next week, Mara learned that the syndicate had more reach than she imagined. A phone call from a high‑ranking mobster, a discreet note left on her desk: *We see you, we know you.* Lyle’s face grew darker. He explained that the syndicate had a “shadow network” of informants embedded in the city’s infrastructure. Mara’s testimony had put the entire operation in jeopardy. She was now a moving target in a game of cat and mouse, with Lyle as her only constant.</w:t>
       </w:r>
     </w:p>
     <w:p/>
     <w:p>
       <w:r>
-        <w:t xml:space="preserve">## Chapter 5 – The Double-Cross  </w:t>
+        <w:t xml:space="preserve">## Chapter 5 – The Double‑Cross  </w:t>
       </w:r>
     </w:p>
     <w:p>
@@ -381,7 +222,7 @@
     </w:p>
     <w:p>
       <w:r>
-        <w:t>The syndicate launched an attack on Mara’s apartment building. A gunfight erupted in the lobby, and Lyle’s life hung on a razor-thin rope. Mara, in her new identity, had to act. She used a hidden back door to slip to a rooftop, watching the fire spread. The next day, Lyle offered her a new plan: relocate to a remote town in Oregon. The risk was that the syndicate could follow them. The twist: Mara discovered that Lyle had arranged for the relocation, but the plan involved a fake death to get her out of the city permanently.</w:t>
+        <w:t>The syndicate launched an attack on Mara’s apartment building. A gunfight erupted in the lobby, and Lyle’s life hung on a razor‑thin rope. Mara, in her new identity, had to act. She used a hidden back door to slip to a rooftop, watching the fire spread. The next day, Lyle offered her a new plan: relocate to a remote town in Oregon. The risk was that the syndicate could follow them. The twist: Mara discovered that Lyle had arranged for the relocation, but the plan involved a fake death to get her out of the city permanently.</w:t>
       </w:r>
     </w:p>
     <w:p/>
@@ -414,60 +255,7 @@
     </w:p>
     <w:p>
       <w:r>
-        <w:t xml:space="preserve">The rogue agent confronted Lyle and Mara in an abandoned warehouse. Bullets ricocheted off the metal walls. Mara fought with an agility she’d never known she possessed, but Lyle’s past skills outmatched them. As the fight reached a climax, the rogue agent betrayed Lyle, revealing that he was the syndicate’s mole. He demanded the evidence that Lyle had hidden—Mara’s testimony and the files that could bring the syndicate down. Lyle’s hand trembled, his loyalty shaken. </w:t>
-      </w:r>
-    </w:p>
-    <w:p/>
-    <w:p>
-      <w:r>
-        <w:t>---</w:t>
-      </w:r>
-    </w:p>
-    <w:p/>
-    <w:p>
-      <w:r>
-        <w:t>This edited version maintains the original story while enhancing dialogue, pacing, and clarity, ensuring the characters remain true to their established traits.</w:t>
-      </w:r>
-    </w:p>
-    <w:p/>
-    <w:p>
-      <w:r>
-        <w:t xml:space="preserve">## Chapter 9 – The Confrontation  </w:t>
-      </w:r>
-    </w:p>
-    <w:p>
-      <w:r>
-        <w:t>The abandoned warehouse echoed with the sound of gunfire as Mara and Lyle faced off against the rogue agent. Mara's agility surprised her as she dodged bullets, her heart racing with each close call. Lyle's past training kicked in, and he took down their attackers with precision, but the rogue agent seemed to always be one step ahead.</w:t>
-      </w:r>
-    </w:p>
-    <w:p/>
-    <w:p>
-      <w:r>
-        <w:t>"I didn't think you'd sink so low, Ryker," Lyle said, his voice firm despite the danger.</w:t>
-      </w:r>
-    </w:p>
-    <w:p/>
-    <w:p>
-      <w:r>
-        <w:t>Ryker sneered. "You were always weak, Lyle. You think you can take down the syndicate? I'll show you what loyalty means."</w:t>
-      </w:r>
-    </w:p>
-    <w:p/>
-    <w:p>
-      <w:r>
-        <w:t>As the fight intensified, Ryker revealed his true allegiance, announcing himself as the syndicate's mole. "Hand over the evidence, Lyle. Mara's testimony, the files—everything."</w:t>
-      </w:r>
-    </w:p>
-    <w:p/>
-    <w:p>
-      <w:r>
-        <w:t>Lyle's hand trembled, a fleeting moment of weakness before his resolve hardened. "I'll never give it to you."</w:t>
-      </w:r>
-    </w:p>
-    <w:p/>
-    <w:p>
-      <w:r>
-        <w:t>The air was thick with tension as Lyle and Ryker circled each other, their eyes locked in a silent challenge. Mara knew she had to act, but Lyle's past and present seemed to collide, leaving him hesitant.</w:t>
+        <w:t>The rogue agent confronted Lyle and Mara in an abandoned warehouse. Bullets ricocheted off the metal walls. Mara fought with an agility she’d never known she possessed, but Lyle’s past skills outmatched them. As the fight reached a climax, the rogue agent betrayed Lyle, revealing that he was the syndicate’s mole. He demanded the evidence that Lyle had hidden—Mara’s testimony and the files that could bring the syndicate down. Lyle’s hand trembled, his loyalty shaken.</w:t>
       </w:r>
     </w:p>
     <w:p/>
@@ -478,13 +266,7 @@
     </w:p>
     <w:p>
       <w:r>
-        <w:t>In a split second, Ryker's gun swung towards Mara. Without hesitation, Lyle pushed her aside, taking the bullet meant for her. As he fell, his eyes met Mara's, filled with a deep sense of regret and redemption. "You'll be safe... find the truth," he whispered, his voice fading.</w:t>
-      </w:r>
-    </w:p>
-    <w:p/>
-    <w:p>
-      <w:r>
-        <w:t>Mara's world narrowed to the sound of Lyle's labored breathing. She held him, tears streaming down her face as the syndicate's operatives closed in. With a surge of adrenaline, she knew she had to escape, to make Lyle's sacrifice count. She fled into the night, the darkness a blur as she left behind the man who had given everything to protect her.</w:t>
+        <w:t>When Lyle realized that the mole was about to kill Mara, he made a desperate choice. He took a bullet meant for Mara, sacrificing himself to protect her. The bullet pierced his chest, and Lyle’s eyes softened as he whispered, “You’ll be safe. Find the truth.” The syndicate’s operatives closed in, but the sacrifice bought Mara enough time to escape. She fled into the night, leaving a wounded Lyle behind.</w:t>
       </w:r>
     </w:p>
     <w:p/>
@@ -495,19 +277,7 @@
     </w:p>
     <w:p>
       <w:r>
-        <w:t>Mara tracked Ryker to an abandoned pier, the city's skyline a distant hum as she faced Victor Sloane, the syndicate's leader. Sloane's gun gleamed in the faint light, his voice a cold, calculated threat. "Testify against us, Mara, and you might live. Refuse, and you'll join Lyle."</w:t>
-      </w:r>
-    </w:p>
-    <w:p/>
-    <w:p>
-      <w:r>
-        <w:t>Mara stood tall, her heart heavy with grief but her resolve unshaken. "I'll never testify for you. The truth will destroy you, and I'll make sure it gets out."</w:t>
-      </w:r>
-    </w:p>
-    <w:p/>
-    <w:p>
-      <w:r>
-        <w:t>The air exploded into a deadly dance of gunfire and shouts. Mara used every tactic she had learned from Lyle, outmaneuvering the henchmen with a precision that would have made him proud. In the chaos, she managed to record Sloane's confession, the evidence that would finally bring the syndicate to its knees.</w:t>
+        <w:t>Mara tracked the mole to an abandoned pier. The syndicate’s leader, a man named Victor Sloane, waited. With a gun in his hand and the city’s future on the line, Mara confronted him. The conversation was a deadly dance of words and threats. He offered her a deal: testify and keep her life, or die. She refused, knowing the truth would destroy the syndicate. A gunfight erupted, but Mara’s knowledge of the program’s tactics allowed her to outmaneuver the henchmen. She managed to record Sloane’s confession, a video that would bring the syndicate to its knees.</w:t>
       </w:r>
     </w:p>
     <w:p/>
@@ -518,13 +288,7 @@
     </w:p>
     <w:p>
       <w:r>
-        <w:t>The city's skyline at dawn was a serene backdrop to the fragile peace that had been won. Mara, now with a new identity, sat in a small café, the aroma of coffee a stark contrast to the violence she had faced. Her phone buzzed with a simple message: *You are free.*</w:t>
-      </w:r>
-    </w:p>
-    <w:p/>
-    <w:p>
-      <w:r>
-        <w:t>She looked at the photo of Lyle, a mix of sadness and gratitude washing over her. His sacrifice had given her a second chance, a life free from the shadows of the syndicate. As she heard a knock at the door, Mara's heart skipped a beat, uncertainty mingling with a sense of readiness. She stood up, a survivor on the edge of a new dawn, the future uncertain but full of promise.</w:t>
+        <w:t>The final chapter is quiet, the city’s skyline at dawn a reminder of the fragile peace. Mara, now a new identity, sits in a small café, sipping coffee. Her phone buzzes with a new message: *You are free.* The witness protection program, once a cage, now offers a chance for a life unshadowed. She looks at the photo of Lyle, the man who had given everything, and smiles, knowing that his sacrifice carved a path to her freedom. The story ends with a hint—Mara hears a knock at the door. The future is uncertain, but she stands ready, a survivor on the edge of a new dawn.</w:t>
       </w:r>
     </w:p>
     <w:sectPr>

--- a/books/thriller/Agent_0007_witness_protection_original_20260822_004716_refined.docx
+++ b/books/thriller/Agent_0007_witness_protection_original_20260822_004716_refined.docx
@@ -4,7 +4,7 @@
   <w:body>
     <w:p>
       <w:r>
-        <w:t>Character bible unavailable.</w:t>
+        <w:t>Continuity notes unavailable.</w:t>
       </w:r>
     </w:p>
     <w:p/>
@@ -120,7 +120,7 @@
     <w:p/>
     <w:p>
       <w:r>
-        <w:t>--- REFINED NOVEL ---</w:t>
+        <w:t>--- REFINED TEXT ---</w:t>
       </w:r>
     </w:p>
     <w:p/>
